--- a/docs/irb/submission/HRP-503_Gaze_Contingency_Protocol.docx
+++ b/docs/irb/submission/HRP-503_Gaze_Contingency_Protocol.docx
@@ -386,7 +386,7 @@
           <w:rFonts w:ascii="Arial" w:hAnsi="Arial"/>
           <w:b w:val="0"/>
         </w:rPr>
-        <w:t>This laboratory study evaluates how two-step gaze-contingent spoken guidance and a participant-derived self-similar synthetic voice affect visual-search performance, workload, trust, and experience in mixed reality. Adults will remain seated while wearing an HTC Vive Focus Vision headset and search 56 virtual colored shapes distributed across eight vertical planes surrounding them at 45-degree intervals. The system will provide spoken guidance under four within-participant conditions formed by gaze-contingent versus noncontingent guidance and a generic versus participant-derived self-similar voice.</w:t>
+        <w:t>This laboratory study evaluates how two-step gaze-contingent spoken guidance and a participant-derived self-similar synthetic voice affect visual-search performance, workload, trust, and experience in mixed reality. Adults will remain seated while wearing a mixed-reality head-mounted display and search 56 virtual colored shapes distributed across eight vertical planes surrounding them at 45-degree intervals. The system will provide spoken guidance under four within-participant conditions formed by gaze-contingent versus noncontingent guidance and a generic versus participant-derived self-similar voice.</w:t>
       </w:r>
     </w:p>
     <w:p>
@@ -676,7 +676,7 @@
           <w:rFonts w:ascii="Arial" w:hAnsi="Arial"/>
           <w:b w:val="0"/>
         </w:rPr>
-        <w:t xml:space="preserve">N/A. The HTC Vive Focus Vision and computer are used as research apparatus for a behavioral task, not as investigational medical devices. No drug, biologic, IDE, or abbreviated IDE is involved. </w:t>
+        <w:t xml:space="preserve">N/A. The mixed-reality head-mounted display and computer are used as research apparatus for a behavioral task, not as investigational medical devices. No drug, biologic, IDE, or abbreviated IDE is involved. </w:t>
       </w:r>
       <w:r>
         <w:rPr>
@@ -1220,7 +1220,7 @@
           <w:rFonts w:ascii="Arial" w:hAnsi="Arial"/>
           <w:b w:val="0"/>
         </w:rPr>
-        <w:t>6. Fit and sanitize the HTC Vive Focus Vision, explain passthrough, adjust fit/vision correction, seat the participant at the marked origin, establish a clear turning area, and perform manufacturer/system eye calibration. Validate gaze at nine directions: forward and the eight plane centers. The formative gate is detection at 8 of 9 targets, median angular error at most 3 degrees, and 90th-percentile error at most 6 degrees. Refit and retry up to two times; stop with full compensation after a third failure. Refit/recalibrate between trials after a material headset shift or less than 70% valid gaze availability over the preceding 60 seconds; permit one mid-session refit/recalibration before a technical stop. These starting thresholds must pass nonparticipant Focus Vision validation before confirmatory collection.</w:t>
+        <w:t>6. Fit and sanitize the mixed-reality head-mounted display, explain passthrough, adjust fit/vision correction, seat the participant at the marked origin, establish a clear turning area, and perform manufacturer/system eye calibration. Validate gaze at nine directions: forward and the eight plane centers. The formative gate is detection at 8 of 9 targets, median angular error at most 3 degrees, and 90th-percentile error at most 6 degrees. Refit and retry up to two times; stop with full compensation after a third failure. Refit/recalibrate between trials after a material headset shift or less than 70% valid gaze availability over the preceding 60 seconds; permit one mid-session refit/recalibration before a technical stop. These starting thresholds must pass nonparticipant head-mounted-display validation before confirmatory collection.</w:t>
       </w:r>
     </w:p>
     <w:p>
@@ -1503,7 +1503,7 @@
           <w:rFonts w:ascii="Arial" w:hAnsi="Arial"/>
           <w:b w:val="0"/>
         </w:rPr>
-        <w:t>Required resources include an eligible UCF PI, trained study staff, approved lab, HTC Vive Focus Vision, marked seated origin and clear turning area, validated eight-plane virtual geometry, institution-managed encrypted staff workstation capable of running the institutionally reviewed OpenVoice V2 package offline, sanitized face interface, private microphone setup, restricted UCF OneDrive/SharePoint archival storage, data-transfer/deletion procedures, and time for consent and breaks.</w:t>
+        <w:t>Required resources include an eligible UCF PI, trained study staff, approved lab, mixed-reality head-mounted display, marked seated origin and clear turning area, validated eight-plane virtual geometry, institution-managed encrypted staff workstation capable of running the institutionally reviewed OpenVoice V2 package offline, sanitized face interface, private microphone setup, restricted UCF OneDrive/SharePoint archival storage, data-transfer/deletion procedures, and time for consent and breaks.</w:t>
       </w:r>
     </w:p>
     <w:p>
